--- a/SITP/DSA-Notes/M14a_DP_Foundations_1D_2D.docx
+++ b/SITP/DSA-Notes/M14a_DP_Foundations_1D_2D.docx
@@ -60,7 +60,7 @@
         </w:p>
       </w:sdtContent>
     </w:sdt>
-    <w:bookmarkStart w:id="54" w:name="X1016ab7abba7263eeeda12892c8f499f10bb8e7"/>
+    <w:bookmarkStart w:id="55" w:name="X1016ab7abba7263eeeda12892c8f499f10bb8e7"/>
     <w:p>
       <w:pPr>
         <w:pStyle w:val="Heading1"/>
@@ -1163,7 +1163,7 @@
     </w:p>
     <w:bookmarkEnd w:id="19"/>
     <w:bookmarkEnd w:id="20"/>
-    <w:bookmarkStart w:id="21" w:name="X0170184f3b8222d4f3b473440f40aa698ffb3bd"/>
+    <w:bookmarkStart w:id="22" w:name="X0170184f3b8222d4f3b473440f40aa698ffb3bd"/>
     <w:p>
       <w:pPr>
         <w:pStyle w:val="Heading2"/>
@@ -1276,6 +1276,217 @@
       </w:r>
       <w:r>
         <w:t xml:space="preserve">every 1D DP.</w:t>
+      </w:r>
+    </w:p>
+    <w:bookmarkStart w:id="21" w:name="X089afc09d215c82174809b627c2f03bdbd83901"/>
+    <w:p>
+      <w:pPr>
+        <w:pStyle w:val="Heading3"/>
+      </w:pPr>
+      <w:r>
+        <w:t xml:space="preserve">14a.2a Worked trace — Fibonacci memoization call tree</w:t>
+      </w:r>
+    </w:p>
+    <w:p>
+      <w:pPr>
+        <w:pStyle w:val="FirstParagraph"/>
+      </w:pPr>
+      <w:r>
+        <w:t xml:space="preserve">Here is</w:t>
+      </w:r>
+      <w:r>
+        <w:t xml:space="preserve"> </w:t>
+      </w:r>
+      <w:r>
+        <w:rPr>
+          <w:i/>
+          <w:iCs/>
+        </w:rPr>
+        <w:t xml:space="preserve">why</w:t>
+      </w:r>
+      <w:r>
+        <w:t xml:space="preserve"> </w:t>
+      </w:r>
+      <w:r>
+        <w:t xml:space="preserve">memoization turns exponential into linear. Plain</w:t>
+      </w:r>
+      <w:r>
+        <w:t xml:space="preserve"> </w:t>
+      </w:r>
+      <w:r>
+        <w:rPr>
+          <w:rStyle w:val="VerbatimChar"/>
+        </w:rPr>
+        <w:t xml:space="preserve">fib(5)</w:t>
+      </w:r>
+      <w:r>
+        <w:t xml:space="preserve"> </w:t>
+      </w:r>
+      <w:r>
+        <w:t xml:space="preserve">explodes;</w:t>
+      </w:r>
+      <w:r>
+        <w:t xml:space="preserve"> </w:t>
+      </w:r>
+      <w:r>
+        <w:t xml:space="preserve">the memo cuts every repeat to a single cache hit.</w:t>
+      </w:r>
+    </w:p>
+    <w:p>
+      <w:pPr>
+        <w:pStyle w:val="SourceCode"/>
+      </w:pPr>
+      <w:r>
+        <w:rPr>
+          <w:rStyle w:val="VerbatimChar"/>
+        </w:rPr>
+        <w:t xml:space="preserve"># fib(5) WITHOUT memo — same subtrees recomputed (overlap!)</w:t>
+      </w:r>
+      <w:r>
+        <w:br/>
+      </w:r>
+      <w:r>
+        <w:rPr>
+          <w:rStyle w:val="VerbatimChar"/>
+        </w:rPr>
+        <w:t xml:space="preserve">                    fib(5)</w:t>
+      </w:r>
+      <w:r>
+        <w:br/>
+      </w:r>
+      <w:r>
+        <w:rPr>
+          <w:rStyle w:val="VerbatimChar"/>
+        </w:rPr>
+        <w:t xml:space="preserve">              /               \</w:t>
+      </w:r>
+      <w:r>
+        <w:br/>
+      </w:r>
+      <w:r>
+        <w:rPr>
+          <w:rStyle w:val="VerbatimChar"/>
+        </w:rPr>
+        <w:t xml:space="preserve">          fib(4)             fib(3)      &lt;- fib(3) computed AGAIN below</w:t>
+      </w:r>
+      <w:r>
+        <w:br/>
+      </w:r>
+      <w:r>
+        <w:rPr>
+          <w:rStyle w:val="VerbatimChar"/>
+        </w:rPr>
+        <w:t xml:space="preserve">         /      \            /     \</w:t>
+      </w:r>
+      <w:r>
+        <w:br/>
+      </w:r>
+      <w:r>
+        <w:rPr>
+          <w:rStyle w:val="VerbatimChar"/>
+        </w:rPr>
+        <w:t xml:space="preserve">     fib(3)   fib(2)     fib(2)  fib(1)</w:t>
+      </w:r>
+      <w:r>
+        <w:br/>
+      </w:r>
+      <w:r>
+        <w:rPr>
+          <w:rStyle w:val="VerbatimChar"/>
+        </w:rPr>
+        <w:t xml:space="preserve">     /   \     /  \       /  \</w:t>
+      </w:r>
+      <w:r>
+        <w:br/>
+      </w:r>
+      <w:r>
+        <w:rPr>
+          <w:rStyle w:val="VerbatimChar"/>
+        </w:rPr>
+        <w:t xml:space="preserve">  fib(2) f1  f1  f0     f1  f0          &lt;- fib(2) appears 3x, fib(1) 5x</w:t>
+      </w:r>
+      <w:r>
+        <w:br/>
+      </w:r>
+      <w:r>
+        <w:br/>
+      </w:r>
+      <w:r>
+        <w:rPr>
+          <w:rStyle w:val="VerbatimChar"/>
+        </w:rPr>
+        <w:t xml:space="preserve"># WITH memo — each fib(k) is solved once, then read from the sticky note:</w:t>
+      </w:r>
+      <w:r>
+        <w:br/>
+      </w:r>
+      <w:r>
+        <w:rPr>
+          <w:rStyle w:val="VerbatimChar"/>
+        </w:rPr>
+        <w:t xml:space="preserve">  fib(2)=1 [store]  fib(3)=2 [store]  fib(4)=3 [store]  fib(5)=5 [store]</w:t>
+      </w:r>
+      <w:r>
+        <w:br/>
+      </w:r>
+      <w:r>
+        <w:rPr>
+          <w:rStyle w:val="VerbatimChar"/>
+        </w:rPr>
+        <w:t xml:space="preserve">  every later reference to fib(2)/fib(3)/fib(4) is an O(1) cache HIT.</w:t>
+      </w:r>
+    </w:p>
+    <w:p>
+      <w:pPr>
+        <w:pStyle w:val="BlockText"/>
+      </w:pPr>
+      <w:r>
+        <w:rPr>
+          <w:b/>
+          <w:bCs/>
+        </w:rPr>
+        <w:t xml:space="preserve">Memory hook:</w:t>
+      </w:r>
+      <w:r>
+        <w:t xml:space="preserve"> </w:t>
+      </w:r>
+      <w:r>
+        <w:t xml:space="preserve">the tree has O(φⁿ) nodes but only</w:t>
+      </w:r>
+      <w:r>
+        <w:t xml:space="preserve"> </w:t>
+      </w:r>
+      <w:r>
+        <w:rPr>
+          <w:b/>
+          <w:bCs/>
+        </w:rPr>
+        <w:t xml:space="preserve">n distinct values</w:t>
+      </w:r>
+      <w:r>
+        <w:t xml:space="preserve"> </w:t>
+      </w:r>
+      <w:r>
+        <w:t xml:space="preserve">— the</w:t>
+      </w:r>
+      <w:r>
+        <w:t xml:space="preserve"> </w:t>
+      </w:r>
+      <w:r>
+        <w:t xml:space="preserve">memo collapses duplicate subtrees into one, giving</w:t>
+      </w:r>
+      <w:r>
+        <w:t xml:space="preserve"> </w:t>
+      </w:r>
+      <w:r>
+        <w:rPr>
+          <w:b/>
+          <w:bCs/>
+        </w:rPr>
+        <w:t xml:space="preserve">O(n)</w:t>
+      </w:r>
+      <w:r>
+        <w:t xml:space="preserve">.</w:t>
       </w:r>
     </w:p>
     <w:p>
@@ -1286,7 +1497,8 @@
       </w:r>
     </w:p>
     <w:bookmarkEnd w:id="21"/>
-    <w:bookmarkStart w:id="34" w:name="a.3-1d-dp-patterns"/>
+    <w:bookmarkEnd w:id="22"/>
+    <w:bookmarkStart w:id="35" w:name="a.3-1d-dp-patterns"/>
     <w:p>
       <w:pPr>
         <w:pStyle w:val="Heading2"/>
@@ -1295,7 +1507,7 @@
         <w:t xml:space="preserve">14a.3 1D DP Patterns</w:t>
       </w:r>
     </w:p>
-    <w:bookmarkStart w:id="22" w:name="climbing-stairs-fibonacci-shaped"/>
+    <w:bookmarkStart w:id="23" w:name="climbing-stairs-fibonacci-shaped"/>
     <w:p>
       <w:pPr>
         <w:pStyle w:val="Heading3"/>
@@ -1388,8 +1600,142 @@
         <w:t xml:space="preserve">shape.</w:t>
       </w:r>
     </w:p>
-    <w:bookmarkEnd w:id="22"/>
-    <w:bookmarkStart w:id="26" w:name="house-robber-dpi-maxdpi-1-dpi-2-numsi"/>
+    <w:p>
+      <w:pPr>
+        <w:pStyle w:val="BodyText"/>
+      </w:pPr>
+      <w:r>
+        <w:rPr>
+          <w:b/>
+          <w:bCs/>
+        </w:rPr>
+        <w:t xml:space="preserve">Worked table — Climbing Stairs, n = 5</w:t>
+      </w:r>
+      <w:r>
+        <w:t xml:space="preserve"> </w:t>
+      </w:r>
+      <w:r>
+        <w:t xml:space="preserve">(</w:t>
+      </w:r>
+      <w:r>
+        <w:rPr>
+          <w:rStyle w:val="VerbatimChar"/>
+        </w:rPr>
+        <w:t xml:space="preserve">dp[i]</w:t>
+      </w:r>
+      <w:r>
+        <w:t xml:space="preserve"> </w:t>
+      </w:r>
+      <w:r>
+        <w:t xml:space="preserve">= ways to reach step</w:t>
+      </w:r>
+      <w:r>
+        <w:t xml:space="preserve"> </w:t>
+      </w:r>
+      <w:r>
+        <w:rPr>
+          <w:rStyle w:val="VerbatimChar"/>
+        </w:rPr>
+        <w:t xml:space="preserve">i</w:t>
+      </w:r>
+      <w:r>
+        <w:t xml:space="preserve">):</w:t>
+      </w:r>
+    </w:p>
+    <w:p>
+      <w:pPr>
+        <w:pStyle w:val="SourceCode"/>
+      </w:pPr>
+      <w:r>
+        <w:rPr>
+          <w:rStyle w:val="VerbatimChar"/>
+        </w:rPr>
+        <w:t xml:space="preserve"> step i:   0   1   2   3   4   5</w:t>
+      </w:r>
+      <w:r>
+        <w:br/>
+      </w:r>
+      <w:r>
+        <w:rPr>
+          <w:rStyle w:val="VerbatimChar"/>
+        </w:rPr>
+        <w:t xml:space="preserve"> dp[i]:    1   1   2   3   5   8      &lt;- answer = dp[5] = 8</w:t>
+      </w:r>
+      <w:r>
+        <w:br/>
+      </w:r>
+      <w:r>
+        <w:rPr>
+          <w:rStyle w:val="VerbatimChar"/>
+        </w:rPr>
+        <w:t xml:space="preserve">           |   |   |   |   |   |</w:t>
+      </w:r>
+      <w:r>
+        <w:br/>
+      </w:r>
+      <w:r>
+        <w:rPr>
+          <w:rStyle w:val="VerbatimChar"/>
+        </w:rPr>
+        <w:t xml:space="preserve"> rule:    base base 1+1 2+1 3+2 5+3   (each = dp[i-1] + dp[i-2])</w:t>
+      </w:r>
+    </w:p>
+    <w:p>
+      <w:pPr>
+        <w:pStyle w:val="FirstParagraph"/>
+      </w:pPr>
+      <w:r>
+        <w:t xml:space="preserve">Read it left to right:</w:t>
+      </w:r>
+      <w:r>
+        <w:t xml:space="preserve"> </w:t>
+      </w:r>
+      <w:r>
+        <w:rPr>
+          <w:rStyle w:val="VerbatimChar"/>
+        </w:rPr>
+        <w:t xml:space="preserve">dp[2]=dp[1]+dp[0]=2</w:t>
+      </w:r>
+      <w:r>
+        <w:t xml:space="preserve">,</w:t>
+      </w:r>
+      <w:r>
+        <w:t xml:space="preserve"> </w:t>
+      </w:r>
+      <w:r>
+        <w:rPr>
+          <w:rStyle w:val="VerbatimChar"/>
+        </w:rPr>
+        <w:t xml:space="preserve">dp[3]=dp[2]+dp[1]=3</w:t>
+      </w:r>
+      <w:r>
+        <w:t xml:space="preserve">, and so on.</w:t>
+      </w:r>
+      <w:r>
+        <w:t xml:space="preserve"> </w:t>
+      </w:r>
+      <w:r>
+        <w:t xml:space="preserve">Only the last two values are ever needed → drop to</w:t>
+      </w:r>
+      <w:r>
+        <w:t xml:space="preserve"> </w:t>
+      </w:r>
+      <w:r>
+        <w:rPr>
+          <w:b/>
+          <w:bCs/>
+        </w:rPr>
+        <w:t xml:space="preserve">O(1) space</w:t>
+      </w:r>
+      <w:r>
+        <w:t xml:space="preserve"> </w:t>
+      </w:r>
+      <w:r>
+        <w:t xml:space="preserve">(two variables).</w:t>
+      </w:r>
+    </w:p>
+    <w:bookmarkEnd w:id="23"/>
+    <w:bookmarkStart w:id="27" w:name="house-robber-dpi-maxdpi-1-dpi-2-numsi"/>
     <w:p>
       <w:pPr>
         <w:pStyle w:val="Heading3"/>
@@ -1416,18 +1762,18 @@
           <wp:inline>
             <wp:extent cx="5334000" cy="2386852"/>
             <wp:effectExtent b="0" l="0" r="0" t="0"/>
-            <wp:docPr descr="House robber 1D DP: dp[i] = max(skip = dp[i-1], rob = dp[i-2]+nums[i]); answer = dp[last]." title="" id="24" name="Picture"/>
+            <wp:docPr descr="House robber 1D DP: dp[i] = max(skip = dp[i-1], rob = dp[i-2]+nums[i]); answer = dp[last]." title="" id="25" name="Picture"/>
             <a:graphic>
               <a:graphicData uri="http://schemas.openxmlformats.org/drawingml/2006/picture">
                 <pic:pic>
                   <pic:nvPicPr>
-                    <pic:cNvPr descr="images/105_dp_1d.png" id="25" name="Picture"/>
+                    <pic:cNvPr descr="images/105_dp_1d.png" id="26" name="Picture"/>
                     <pic:cNvPicPr>
                       <a:picLocks noChangeArrowheads="1" noChangeAspect="1"/>
                     </pic:cNvPicPr>
                   </pic:nvPicPr>
                   <pic:blipFill>
-                    <a:blip r:embed="rId23"/>
+                    <a:blip r:embed="rId24"/>
                     <a:stretch>
                       <a:fillRect/>
                     </a:stretch>
@@ -1574,6 +1920,178 @@
     </w:p>
     <w:p>
       <w:pPr>
+        <w:pStyle w:val="BodyText"/>
+      </w:pPr>
+      <w:r>
+        <w:rPr>
+          <w:b/>
+          <w:bCs/>
+        </w:rPr>
+        <w:t xml:space="preserve">Worked table — House Robber,</w:t>
+      </w:r>
+      <w:r>
+        <w:rPr>
+          <w:b/>
+          <w:bCs/>
+        </w:rPr>
+        <w:t xml:space="preserve"> </w:t>
+      </w:r>
+      <w:r>
+        <w:rPr>
+          <w:rStyle w:val="VerbatimChar"/>
+          <w:b/>
+          <w:bCs/>
+        </w:rPr>
+        <w:t xml:space="preserve">nums=[2,7,9,3,1]</w:t>
+      </w:r>
+      <w:r>
+        <w:rPr>
+          <w:b/>
+          <w:bCs/>
+        </w:rPr>
+        <w:t xml:space="preserve">:</w:t>
+      </w:r>
+    </w:p>
+    <w:p>
+      <w:pPr>
+        <w:pStyle w:val="SourceCode"/>
+      </w:pPr>
+      <w:r>
+        <w:rPr>
+          <w:rStyle w:val="VerbatimChar"/>
+        </w:rPr>
+        <w:t xml:space="preserve"> i:        0    1    2         3         4</w:t>
+      </w:r>
+      <w:r>
+        <w:br/>
+      </w:r>
+      <w:r>
+        <w:rPr>
+          <w:rStyle w:val="VerbatimChar"/>
+        </w:rPr>
+        <w:t xml:space="preserve"> nums:     2    7    9         3         1</w:t>
+      </w:r>
+      <w:r>
+        <w:br/>
+      </w:r>
+      <w:r>
+        <w:rPr>
+          <w:rStyle w:val="VerbatimChar"/>
+        </w:rPr>
+        <w:t xml:space="preserve"> dp[i]:    2    7   11        11        12       &lt;- answer = dp[4] = 12</w:t>
+      </w:r>
+      <w:r>
+        <w:br/>
+      </w:r>
+      <w:r>
+        <w:rPr>
+          <w:rStyle w:val="VerbatimChar"/>
+        </w:rPr>
+        <w:t xml:space="preserve"> how:    n[0] max  max(7,     max(11,   max(11,</w:t>
+      </w:r>
+      <w:r>
+        <w:br/>
+      </w:r>
+      <w:r>
+        <w:rPr>
+          <w:rStyle w:val="VerbatimChar"/>
+        </w:rPr>
+        <w:t xml:space="preserve">              (2,7) 2+9=11)   7+3=10)   11+1=12)</w:t>
+      </w:r>
+      <w:r>
+        <w:br/>
+      </w:r>
+      <w:r>
+        <w:rPr>
+          <w:rStyle w:val="VerbatimChar"/>
+        </w:rPr>
+        <w:t xml:space="preserve"> pick:  {0}  {1}   {0,2}      {0,2}     {0,2,4}</w:t>
+      </w:r>
+    </w:p>
+    <w:p>
+      <w:pPr>
+        <w:pStyle w:val="FirstParagraph"/>
+      </w:pPr>
+      <w:r>
+        <w:t xml:space="preserve">Notice</w:t>
+      </w:r>
+      <w:r>
+        <w:t xml:space="preserve"> </w:t>
+      </w:r>
+      <w:r>
+        <w:rPr>
+          <w:rStyle w:val="VerbatimChar"/>
+        </w:rPr>
+        <w:t xml:space="preserve">dp[3]=11</w:t>
+      </w:r>
+      <w:r>
+        <w:t xml:space="preserve"> </w:t>
+      </w:r>
+      <w:r>
+        <w:t xml:space="preserve">keeps the</w:t>
+      </w:r>
+      <w:r>
+        <w:t xml:space="preserve"> </w:t>
+      </w:r>
+      <w:r>
+        <w:rPr>
+          <w:i/>
+          <w:iCs/>
+        </w:rPr>
+        <w:t xml:space="preserve">skip</w:t>
+      </w:r>
+      <w:r>
+        <w:t xml:space="preserve"> </w:t>
+      </w:r>
+      <w:r>
+        <w:t xml:space="preserve">option (rob-house-3 gives only</w:t>
+      </w:r>
+      <w:r>
+        <w:t xml:space="preserve"> </w:t>
+      </w:r>
+      <w:r>
+        <w:rPr>
+          <w:rStyle w:val="VerbatimChar"/>
+        </w:rPr>
+        <w:t xml:space="preserve">7+3=10</w:t>
+      </w:r>
+      <w:r>
+        <w:t xml:space="preserve">), then</w:t>
+      </w:r>
+      <w:r>
+        <w:t xml:space="preserve"> </w:t>
+      </w:r>
+      <w:r>
+        <w:t xml:space="preserve">house 4 revives to</w:t>
+      </w:r>
+      <w:r>
+        <w:t xml:space="preserve"> </w:t>
+      </w:r>
+      <w:r>
+        <w:rPr>
+          <w:rStyle w:val="VerbatimChar"/>
+        </w:rPr>
+        <w:t xml:space="preserve">11+1=12</w:t>
+      </w:r>
+      <w:r>
+        <w:t xml:space="preserve">. The winning set is</w:t>
+      </w:r>
+      <w:r>
+        <w:t xml:space="preserve"> </w:t>
+      </w:r>
+      <w:r>
+        <w:rPr>
+          <w:b/>
+          <w:bCs/>
+        </w:rPr>
+        <w:t xml:space="preserve">{house 0, 2, 4} = 2+9+1 = 12</w:t>
+      </w:r>
+      <w:r>
+        <w:t xml:space="preserve">.</w:t>
+      </w:r>
+    </w:p>
+    <w:p>
+      <w:pPr>
         <w:pStyle w:val="Compact"/>
         <w:numPr>
           <w:ilvl w:val="0"/>
@@ -1650,8 +2168,8 @@
         <w:t xml:space="preserve">(run the line-DP twice).</w:t>
       </w:r>
     </w:p>
-    <w:bookmarkEnd w:id="26"/>
-    <w:bookmarkStart w:id="27" w:name="coin-change-fewest-coins-for-an-amount"/>
+    <w:bookmarkEnd w:id="27"/>
+    <w:bookmarkStart w:id="28" w:name="coin-change-fewest-coins-for-an-amount"/>
     <w:p>
       <w:pPr>
         <w:pStyle w:val="Heading3"/>
@@ -1756,22 +2274,190 @@
         <w:t xml:space="preserve">coins per amount, so it’s always optimal.</w:t>
       </w:r>
     </w:p>
-    <w:bookmarkEnd w:id="27"/>
-    <w:bookmarkStart w:id="28" w:name="X01b788e6e01e1cd340a6616d2a71f3d40ca7835"/>
-    <w:p>
-      <w:pPr>
-        <w:pStyle w:val="Heading3"/>
-      </w:pPr>
-      <w:r>
-        <w:t xml:space="preserve">Coin Change II — COUNT ways (the loop-order gotcha)</w:t>
-      </w:r>
-    </w:p>
     <w:p>
       <w:pPr>
         <w:pStyle w:val="FirstParagraph"/>
       </w:pPr>
       <w:r>
-        <w:t xml:space="preserve">A</w:t>
+        <w:rPr>
+          <w:b/>
+          <w:bCs/>
+        </w:rPr>
+        <w:t xml:space="preserve">Worked table — Coin Change (min),</w:t>
+      </w:r>
+      <w:r>
+        <w:rPr>
+          <w:b/>
+          <w:bCs/>
+        </w:rPr>
+        <w:t xml:space="preserve"> </w:t>
+      </w:r>
+      <w:r>
+        <w:rPr>
+          <w:rStyle w:val="VerbatimChar"/>
+          <w:b/>
+          <w:bCs/>
+        </w:rPr>
+        <w:t xml:space="preserve">coins={1,3,4}</w:t>
+      </w:r>
+      <w:r>
+        <w:rPr>
+          <w:b/>
+          <w:bCs/>
+        </w:rPr>
+        <w:t xml:space="preserve">, amount = 6.</w:t>
+      </w:r>
+      <w:r>
+        <w:t xml:space="preserve"> </w:t>
+      </w:r>
+      <w:r>
+        <w:rPr>
+          <w:rStyle w:val="VerbatimChar"/>
+        </w:rPr>
+        <w:t xml:space="preserve">dp[x]</w:t>
+      </w:r>
+      <w:r>
+        <w:t xml:space="preserve"> </w:t>
+      </w:r>
+      <w:r>
+        <w:t xml:space="preserve">= fewest</w:t>
+      </w:r>
+      <w:r>
+        <w:t xml:space="preserve"> </w:t>
+      </w:r>
+      <w:r>
+        <w:t xml:space="preserve">coins to make</w:t>
+      </w:r>
+      <w:r>
+        <w:t xml:space="preserve"> </w:t>
+      </w:r>
+      <w:r>
+        <w:rPr>
+          <w:rStyle w:val="VerbatimChar"/>
+        </w:rPr>
+        <w:t xml:space="preserve">x</w:t>
+      </w:r>
+      <w:r>
+        <w:t xml:space="preserve">;</w:t>
+      </w:r>
+      <w:r>
+        <w:t xml:space="preserve"> </w:t>
+      </w:r>
+      <w:r>
+        <w:rPr>
+          <w:rStyle w:val="VerbatimChar"/>
+        </w:rPr>
+        <w:t xml:space="preserve">∞</w:t>
+      </w:r>
+      <w:r>
+        <w:t xml:space="preserve"> </w:t>
+      </w:r>
+      <w:r>
+        <w:t xml:space="preserve">means</w:t>
+      </w:r>
+      <w:r>
+        <w:t xml:space="preserve"> </w:t>
+      </w:r>
+      <w:r>
+        <w:t xml:space="preserve">“not reachable yet”</w:t>
+      </w:r>
+      <w:r>
+        <w:t xml:space="preserve">.</w:t>
+      </w:r>
+    </w:p>
+    <w:p>
+      <w:pPr>
+        <w:pStyle w:val="SourceCode"/>
+      </w:pPr>
+      <w:r>
+        <w:rPr>
+          <w:rStyle w:val="VerbatimChar"/>
+        </w:rPr>
+        <w:t xml:space="preserve"> amount x:   0    1    2    3    4    5    6</w:t>
+      </w:r>
+      <w:r>
+        <w:br/>
+      </w:r>
+      <w:r>
+        <w:rPr>
+          <w:rStyle w:val="VerbatimChar"/>
+        </w:rPr>
+        <w:t xml:space="preserve"> dp[x]:      0    1    2    1    1    2    2    &lt;- answer = dp[6] = 2</w:t>
+      </w:r>
+      <w:r>
+        <w:br/>
+      </w:r>
+      <w:r>
+        <w:rPr>
+          <w:rStyle w:val="VerbatimChar"/>
+        </w:rPr>
+        <w:t xml:space="preserve"> best coin:  -    1   1+1   3    4   4+1  3+3</w:t>
+      </w:r>
+    </w:p>
+    <w:p>
+      <w:pPr>
+        <w:pStyle w:val="FirstParagraph"/>
+      </w:pPr>
+      <w:r>
+        <w:t xml:space="preserve">Trace the interesting cells:</w:t>
+      </w:r>
+      <w:r>
+        <w:t xml:space="preserve"> </w:t>
+      </w:r>
+      <w:r>
+        <w:rPr>
+          <w:rStyle w:val="VerbatimChar"/>
+        </w:rPr>
+        <w:t xml:space="preserve">dp[5]=min(dp[4]+1, dp[2]+1, dp[1]+1)=min(2,3,2)=2</w:t>
+      </w:r>
+      <w:r>
+        <w:t xml:space="preserve">;</w:t>
+      </w:r>
+      <w:r>
+        <w:t xml:space="preserve"> </w:t>
+      </w:r>
+      <w:r>
+        <w:rPr>
+          <w:rStyle w:val="VerbatimChar"/>
+        </w:rPr>
+        <w:t xml:space="preserve">dp[6]=min(dp[5]+1, dp[3]+1, dp[2]+1)=min(3,2,3)=2</w:t>
+      </w:r>
+      <w:r>
+        <w:t xml:space="preserve"> </w:t>
+      </w:r>
+      <w:r>
+        <w:t xml:space="preserve">→</w:t>
+      </w:r>
+      <w:r>
+        <w:t xml:space="preserve"> </w:t>
+      </w:r>
+      <w:r>
+        <w:rPr>
+          <w:b/>
+          <w:bCs/>
+        </w:rPr>
+        <w:t xml:space="preserve">{3,3}</w:t>
+      </w:r>
+      <w:r>
+        <w:t xml:space="preserve">. Greedy would have</w:t>
+      </w:r>
+      <w:r>
+        <w:t xml:space="preserve"> </w:t>
+      </w:r>
+      <w:r>
+        <w:t xml:space="preserve">grabbed 4 first (</w:t>
+      </w:r>
+      <w:r>
+        <w:rPr>
+          <w:rStyle w:val="VerbatimChar"/>
+        </w:rPr>
+        <w:t xml:space="preserve">4+1+1=3</w:t>
+      </w:r>
+      <w:r>
+        <w:t xml:space="preserve"> </w:t>
+      </w:r>
+      <w:r>
+        <w:t xml:space="preserve">coins) — DP beats it because it tries</w:t>
       </w:r>
       <w:r>
         <w:t xml:space="preserve"> </w:t>
@@ -1781,125 +2467,31 @@
           <w:i/>
           <w:iCs/>
         </w:rPr>
-        <w:t xml:space="preserve">different</w:t>
-      </w:r>
-      <w:r>
-        <w:t xml:space="preserve"> </w:t>
-      </w:r>
-      <w:r>
-        <w:t xml:space="preserve">problem: count the</w:t>
-      </w:r>
-      <w:r>
-        <w:t xml:space="preserve"> </w:t>
-      </w:r>
-      <w:r>
-        <w:rPr>
-          <w:b/>
-          <w:bCs/>
-        </w:rPr>
-        <w:t xml:space="preserve">number of combinations</w:t>
-      </w:r>
-      <w:r>
-        <w:t xml:space="preserve"> </w:t>
-      </w:r>
-      <w:r>
-        <w:t xml:space="preserve">that make the amount</w:t>
-      </w:r>
-      <w:r>
-        <w:t xml:space="preserve"> </w:t>
-      </w:r>
-      <w:r>
-        <w:t xml:space="preserve">(unlimited coins).</w:t>
-      </w:r>
-    </w:p>
-    <w:p>
-      <w:pPr>
-        <w:pStyle w:val="SourceCode"/>
-      </w:pPr>
-      <w:r>
-        <w:rPr>
-          <w:rStyle w:val="VerbatimChar"/>
-        </w:rPr>
-        <w:t xml:space="preserve"># Coin Change II (count combinations)         Time O(amount * #coins)</w:t>
-      </w:r>
-      <w:r>
-        <w:br/>
-      </w:r>
-      <w:r>
-        <w:rPr>
-          <w:rStyle w:val="VerbatimChar"/>
-        </w:rPr>
-        <w:t xml:space="preserve">dp[0] = 1                                       # one way to make 0: take nothing</w:t>
-      </w:r>
-      <w:r>
-        <w:br/>
-      </w:r>
-      <w:r>
-        <w:rPr>
-          <w:rStyle w:val="VerbatimChar"/>
-        </w:rPr>
-        <w:t xml:space="preserve">for coin in coins:              # &lt;-- coins OUTER loop</w:t>
-      </w:r>
-      <w:r>
-        <w:br/>
-      </w:r>
-      <w:r>
-        <w:rPr>
-          <w:rStyle w:val="VerbatimChar"/>
-        </w:rPr>
-        <w:t xml:space="preserve">    for x in coin..amount:      # &lt;-- amount inner</w:t>
-      </w:r>
-      <w:r>
-        <w:br/>
-      </w:r>
-      <w:r>
-        <w:rPr>
-          <w:rStyle w:val="VerbatimChar"/>
-        </w:rPr>
-        <w:t xml:space="preserve">        dp[x] += dp[x - coin]</w:t>
-      </w:r>
-      <w:r>
-        <w:br/>
-      </w:r>
-      <w:r>
-        <w:rPr>
-          <w:rStyle w:val="VerbatimChar"/>
-        </w:rPr>
-        <w:t xml:space="preserve">return dp[amount]</w:t>
-      </w:r>
-    </w:p>
-    <w:p>
-      <w:pPr>
-        <w:pStyle w:val="BlockText"/>
-      </w:pPr>
-      <w:r>
-        <w:rPr>
-          <w:b/>
-          <w:bCs/>
-        </w:rPr>
-        <w:t xml:space="preserve">Critical gotcha:</w:t>
-      </w:r>
-      <w:r>
-        <w:t xml:space="preserve"> </w:t>
-      </w:r>
-      <w:r>
-        <w:t xml:space="preserve">the</w:t>
-      </w:r>
-      <w:r>
-        <w:t xml:space="preserve"> </w:t>
-      </w:r>
-      <w:r>
-        <w:rPr>
-          <w:b/>
-          <w:bCs/>
-        </w:rPr>
-        <w:t xml:space="preserve">coin loop must be the OUTER loop</w:t>
-      </w:r>
-      <w:r>
-        <w:t xml:space="preserve"> </w:t>
-      </w:r>
-      <w:r>
-        <w:t xml:space="preserve">to count</w:t>
+        <w:t xml:space="preserve">every</w:t>
+      </w:r>
+      <w:r>
+        <w:t xml:space="preserve"> </w:t>
+      </w:r>
+      <w:r>
+        <w:t xml:space="preserve">coin.</w:t>
+      </w:r>
+    </w:p>
+    <w:bookmarkEnd w:id="28"/>
+    <w:bookmarkStart w:id="29" w:name="X01b788e6e01e1cd340a6616d2a71f3d40ca7835"/>
+    <w:p>
+      <w:pPr>
+        <w:pStyle w:val="Heading3"/>
+      </w:pPr>
+      <w:r>
+        <w:t xml:space="preserve">Coin Change II — COUNT ways (the loop-order gotcha)</w:t>
+      </w:r>
+    </w:p>
+    <w:p>
+      <w:pPr>
+        <w:pStyle w:val="FirstParagraph"/>
+      </w:pPr>
+      <w:r>
+        <w:t xml:space="preserve">A</w:t>
       </w:r>
       <w:r>
         <w:t xml:space="preserve"> </w:t>
@@ -1909,26 +2501,125 @@
           <w:i/>
           <w:iCs/>
         </w:rPr>
-        <w:t xml:space="preserve">combinations</w:t>
-      </w:r>
-      <w:r>
-        <w:t xml:space="preserve">. If you loop amount-outer/coin-inner you count</w:t>
-      </w:r>
-      <w:r>
-        <w:t xml:space="preserve"> </w:t>
-      </w:r>
-      <w:r>
-        <w:rPr>
-          <w:b/>
-          <w:bCs/>
-        </w:rPr>
-        <w:t xml:space="preserve">permutations</w:t>
-      </w:r>
-      <w:r>
-        <w:t xml:space="preserve"> </w:t>
-      </w:r>
-      <w:r>
-        <w:t xml:space="preserve">(e.g. 1+2 and 2+1 separately) — the classic wrong answer. Contrast: the</w:t>
+        <w:t xml:space="preserve">different</w:t>
+      </w:r>
+      <w:r>
+        <w:t xml:space="preserve"> </w:t>
+      </w:r>
+      <w:r>
+        <w:t xml:space="preserve">problem: count the</w:t>
+      </w:r>
+      <w:r>
+        <w:t xml:space="preserve"> </w:t>
+      </w:r>
+      <w:r>
+        <w:rPr>
+          <w:b/>
+          <w:bCs/>
+        </w:rPr>
+        <w:t xml:space="preserve">number of combinations</w:t>
+      </w:r>
+      <w:r>
+        <w:t xml:space="preserve"> </w:t>
+      </w:r>
+      <w:r>
+        <w:t xml:space="preserve">that make the amount</w:t>
+      </w:r>
+      <w:r>
+        <w:t xml:space="preserve"> </w:t>
+      </w:r>
+      <w:r>
+        <w:t xml:space="preserve">(unlimited coins).</w:t>
+      </w:r>
+    </w:p>
+    <w:p>
+      <w:pPr>
+        <w:pStyle w:val="SourceCode"/>
+      </w:pPr>
+      <w:r>
+        <w:rPr>
+          <w:rStyle w:val="VerbatimChar"/>
+        </w:rPr>
+        <w:t xml:space="preserve"># Coin Change II (count combinations)         Time O(amount * #coins)</w:t>
+      </w:r>
+      <w:r>
+        <w:br/>
+      </w:r>
+      <w:r>
+        <w:rPr>
+          <w:rStyle w:val="VerbatimChar"/>
+        </w:rPr>
+        <w:t xml:space="preserve">dp[0] = 1                                       # one way to make 0: take nothing</w:t>
+      </w:r>
+      <w:r>
+        <w:br/>
+      </w:r>
+      <w:r>
+        <w:rPr>
+          <w:rStyle w:val="VerbatimChar"/>
+        </w:rPr>
+        <w:t xml:space="preserve">for coin in coins:              # &lt;-- coins OUTER loop</w:t>
+      </w:r>
+      <w:r>
+        <w:br/>
+      </w:r>
+      <w:r>
+        <w:rPr>
+          <w:rStyle w:val="VerbatimChar"/>
+        </w:rPr>
+        <w:t xml:space="preserve">    for x in coin..amount:      # &lt;-- amount inner</w:t>
+      </w:r>
+      <w:r>
+        <w:br/>
+      </w:r>
+      <w:r>
+        <w:rPr>
+          <w:rStyle w:val="VerbatimChar"/>
+        </w:rPr>
+        <w:t xml:space="preserve">        dp[x] += dp[x - coin]</w:t>
+      </w:r>
+      <w:r>
+        <w:br/>
+      </w:r>
+      <w:r>
+        <w:rPr>
+          <w:rStyle w:val="VerbatimChar"/>
+        </w:rPr>
+        <w:t xml:space="preserve">return dp[amount]</w:t>
+      </w:r>
+    </w:p>
+    <w:p>
+      <w:pPr>
+        <w:pStyle w:val="BlockText"/>
+      </w:pPr>
+      <w:r>
+        <w:rPr>
+          <w:b/>
+          <w:bCs/>
+        </w:rPr>
+        <w:t xml:space="preserve">Critical gotcha:</w:t>
+      </w:r>
+      <w:r>
+        <w:t xml:space="preserve"> </w:t>
+      </w:r>
+      <w:r>
+        <w:t xml:space="preserve">the</w:t>
+      </w:r>
+      <w:r>
+        <w:t xml:space="preserve"> </w:t>
+      </w:r>
+      <w:r>
+        <w:rPr>
+          <w:b/>
+          <w:bCs/>
+        </w:rPr>
+        <w:t xml:space="preserve">coin loop must be the OUTER loop</w:t>
+      </w:r>
+      <w:r>
+        <w:t xml:space="preserve"> </w:t>
+      </w:r>
+      <w:r>
+        <w:t xml:space="preserve">to count</w:t>
       </w:r>
       <w:r>
         <w:t xml:space="preserve"> </w:t>
@@ -1938,6 +2629,35 @@
           <w:i/>
           <w:iCs/>
         </w:rPr>
+        <w:t xml:space="preserve">combinations</w:t>
+      </w:r>
+      <w:r>
+        <w:t xml:space="preserve">. If you loop amount-outer/coin-inner you count</w:t>
+      </w:r>
+      <w:r>
+        <w:t xml:space="preserve"> </w:t>
+      </w:r>
+      <w:r>
+        <w:rPr>
+          <w:b/>
+          <w:bCs/>
+        </w:rPr>
+        <w:t xml:space="preserve">permutations</w:t>
+      </w:r>
+      <w:r>
+        <w:t xml:space="preserve"> </w:t>
+      </w:r>
+      <w:r>
+        <w:t xml:space="preserve">(e.g. 1+2 and 2+1 separately) — the classic wrong answer. Contrast: the</w:t>
+      </w:r>
+      <w:r>
+        <w:t xml:space="preserve"> </w:t>
+      </w:r>
+      <w:r>
+        <w:rPr>
+          <w:i/>
+          <w:iCs/>
+        </w:rPr>
         <w:t xml:space="preserve">min-coins</w:t>
       </w:r>
       <w:r>
@@ -1968,8 +2688,8 @@
         <w:t xml:space="preserve">double-count.</w:t>
       </w:r>
     </w:p>
-    <w:bookmarkEnd w:id="28"/>
-    <w:bookmarkStart w:id="29" w:name="decode-ways-word-break-1d-over-a-string"/>
+    <w:bookmarkEnd w:id="29"/>
+    <w:bookmarkStart w:id="30" w:name="decode-ways-word-break-1d-over-a-string"/>
     <w:p>
       <w:pPr>
         <w:pStyle w:val="Heading3"/>
@@ -2055,8 +2775,8 @@
         <w:t xml:space="preserve">dp[i] = OR over j&lt;i of ( dp[j] AND s[j..i-1] in dictionary )</w:t>
       </w:r>
     </w:p>
-    <w:bookmarkEnd w:id="29"/>
-    <w:bookmarkStart w:id="30" w:name="X2e2fef011a52862062b2d9926d8d8f7fbff7a72"/>
+    <w:bookmarkEnd w:id="30"/>
+    <w:bookmarkStart w:id="31" w:name="X2e2fef011a52862062b2d9926d8d8f7fbff7a72"/>
     <w:p>
       <w:pPr>
         <w:pStyle w:val="Heading3"/>
@@ -2119,8 +2839,8 @@
         <w:t xml:space="preserve">cousin — Module 2.)</w:t>
       </w:r>
     </w:p>
-    <w:bookmarkEnd w:id="30"/>
-    <w:bookmarkStart w:id="31" w:name="X7af04fa22e7e4ae252bdf694248b0daba21f2f7"/>
+    <w:bookmarkEnd w:id="31"/>
+    <w:bookmarkStart w:id="32" w:name="X7af04fa22e7e4ae252bdf694248b0daba21f2f7"/>
     <w:p>
       <w:pPr>
         <w:pStyle w:val="Heading3"/>
@@ -2221,8 +2941,8 @@
         <w:t xml:space="preserve">above, since LIS is the most common 1D DP interview question.</w:t>
       </w:r>
     </w:p>
-    <w:bookmarkEnd w:id="31"/>
-    <w:bookmarkStart w:id="32" w:name="mcqs-1"/>
+    <w:bookmarkEnd w:id="32"/>
+    <w:bookmarkStart w:id="33" w:name="mcqs-1"/>
     <w:p>
       <w:pPr>
         <w:pStyle w:val="Heading3"/>
@@ -2308,8 +3028,112 @@
         <w:t xml:space="preserve">(negatives flip sign).</w:t>
       </w:r>
     </w:p>
-    <w:bookmarkEnd w:id="32"/>
-    <w:bookmarkStart w:id="33" w:name="problems"/>
+    <w:p>
+      <w:pPr>
+        <w:pStyle w:val="Compact"/>
+        <w:numPr>
+          <w:ilvl w:val="0"/>
+          <w:numId w:val="1005"/>
+        </w:numPr>
+      </w:pPr>
+      <w:r>
+        <w:t xml:space="preserve">Climbing Stairs</w:t>
+      </w:r>
+      <w:r>
+        <w:t xml:space="preserve"> </w:t>
+      </w:r>
+      <w:r>
+        <w:rPr>
+          <w:rStyle w:val="VerbatimChar"/>
+        </w:rPr>
+        <w:t xml:space="preserve">dp[5]</w:t>
+      </w:r>
+      <w:r>
+        <w:t xml:space="preserve"> </w:t>
+      </w:r>
+      <w:r>
+        <w:t xml:space="preserve">for n=5? →</w:t>
+      </w:r>
+      <w:r>
+        <w:t xml:space="preserve"> </w:t>
+      </w:r>
+      <w:r>
+        <w:rPr>
+          <w:b/>
+          <w:bCs/>
+        </w:rPr>
+        <w:t xml:space="preserve">8</w:t>
+      </w:r>
+      <w:r>
+        <w:t xml:space="preserve"> </w:t>
+      </w:r>
+      <w:r>
+        <w:t xml:space="preserve">(Fibonacci-shaped, base</w:t>
+      </w:r>
+      <w:r>
+        <w:t xml:space="preserve"> </w:t>
+      </w:r>
+      <w:r>
+        <w:rPr>
+          <w:rStyle w:val="VerbatimChar"/>
+        </w:rPr>
+        <w:t xml:space="preserve">dp[0]=dp[1]=1</w:t>
+      </w:r>
+      <w:r>
+        <w:t xml:space="preserve">).</w:t>
+      </w:r>
+    </w:p>
+    <w:p>
+      <w:pPr>
+        <w:pStyle w:val="Compact"/>
+        <w:numPr>
+          <w:ilvl w:val="0"/>
+          <w:numId w:val="1005"/>
+        </w:numPr>
+      </w:pPr>
+      <w:r>
+        <w:t xml:space="preserve">Coin Change</w:t>
+      </w:r>
+      <w:r>
+        <w:t xml:space="preserve"> </w:t>
+      </w:r>
+      <w:r>
+        <w:rPr>
+          <w:rStyle w:val="VerbatimChar"/>
+        </w:rPr>
+        <w:t xml:space="preserve">{1,3,4}</w:t>
+      </w:r>
+      <w:r>
+        <w:t xml:space="preserve">, amount 6, min coins? →</w:t>
+      </w:r>
+      <w:r>
+        <w:t xml:space="preserve"> </w:t>
+      </w:r>
+      <w:r>
+        <w:rPr>
+          <w:b/>
+          <w:bCs/>
+        </w:rPr>
+        <w:t xml:space="preserve">2</w:t>
+      </w:r>
+      <w:r>
+        <w:t xml:space="preserve"> </w:t>
+      </w:r>
+      <w:r>
+        <w:t xml:space="preserve">(</w:t>
+      </w:r>
+      <w:r>
+        <w:rPr>
+          <w:rStyle w:val="VerbatimChar"/>
+        </w:rPr>
+        <w:t xml:space="preserve">3+3</w:t>
+      </w:r>
+      <w:r>
+        <w:t xml:space="preserve">); greedy gives 3.</w:t>
+      </w:r>
+    </w:p>
+    <w:bookmarkEnd w:id="33"/>
+    <w:bookmarkStart w:id="34" w:name="problems"/>
     <w:p>
       <w:pPr>
         <w:pStyle w:val="Heading3"/>
@@ -2349,9 +3173,9 @@
         </w:pict>
       </w:r>
     </w:p>
-    <w:bookmarkEnd w:id="33"/>
     <w:bookmarkEnd w:id="34"/>
-    <w:bookmarkStart w:id="48" w:name="a.4-2d-grid-dp"/>
+    <w:bookmarkEnd w:id="35"/>
+    <w:bookmarkStart w:id="49" w:name="a.4-2d-grid-dp"/>
     <w:p>
       <w:pPr>
         <w:pStyle w:val="Heading2"/>
@@ -2360,7 +3184,7 @@
         <w:t xml:space="preserve">14a.4 2D / Grid DP</w:t>
       </w:r>
     </w:p>
-    <w:bookmarkStart w:id="38" w:name="unique-paths-dpij-dpi-1j-dpij-1"/>
+    <w:bookmarkStart w:id="39" w:name="unique-paths-dpij-dpi-1j-dpij-1"/>
     <w:p>
       <w:pPr>
         <w:pStyle w:val="Heading3"/>
@@ -2387,18 +3211,18 @@
           <wp:inline>
             <wp:extent cx="5334000" cy="2725486"/>
             <wp:effectExtent b="0" l="0" r="0" t="0"/>
-            <wp:docPr descr="Unique Paths grid DP: each cell = ways to reach it = from above + from left; bottom-right = 10." title="" id="36" name="Picture"/>
+            <wp:docPr descr="Unique Paths grid DP: each cell = ways to reach it = from above + from left; bottom-right = 10." title="" id="37" name="Picture"/>
             <a:graphic>
               <a:graphicData uri="http://schemas.openxmlformats.org/drawingml/2006/picture">
                 <pic:pic>
                   <pic:nvPicPr>
-                    <pic:cNvPr descr="images/106_grid_dp.png" id="37" name="Picture"/>
+                    <pic:cNvPr descr="images/106_grid_dp.png" id="38" name="Picture"/>
                     <pic:cNvPicPr>
                       <a:picLocks noChangeArrowheads="1" noChangeAspect="1"/>
                     </pic:cNvPicPr>
                   </pic:nvPicPr>
                   <pic:blipFill>
-                    <a:blip r:embed="rId35"/>
+                    <a:blip r:embed="rId36"/>
                     <a:stretch>
                       <a:fillRect/>
                     </a:stretch>
@@ -2510,8 +3334,313 @@
         <w:t xml:space="preserve">obstacles set those cells to 0.</w:t>
       </w:r>
     </w:p>
-    <w:bookmarkEnd w:id="38"/>
-    <w:bookmarkStart w:id="42" w:name="edit-distance-levenshtein-the-2d-classic"/>
+    <w:p>
+      <w:pPr>
+        <w:pStyle w:val="BodyText"/>
+      </w:pPr>
+      <w:r>
+        <w:rPr>
+          <w:b/>
+          <w:bCs/>
+        </w:rPr>
+        <w:t xml:space="preserve">Worked trace — 3×3 grid.</w:t>
+      </w:r>
+      <w:r>
+        <w:t xml:space="preserve"> </w:t>
+      </w:r>
+      <w:r>
+        <w:t xml:space="preserve">Top row and left column are all</w:t>
+      </w:r>
+      <w:r>
+        <w:t xml:space="preserve"> </w:t>
+      </w:r>
+      <w:r>
+        <w:rPr>
+          <w:rStyle w:val="VerbatimChar"/>
+        </w:rPr>
+        <w:t xml:space="preserve">1</w:t>
+      </w:r>
+      <w:r>
+        <w:t xml:space="preserve"> </w:t>
+      </w:r>
+      <w:r>
+        <w:t xml:space="preserve">(one way: keep</w:t>
+      </w:r>
+      <w:r>
+        <w:t xml:space="preserve"> </w:t>
+      </w:r>
+      <w:r>
+        <w:t xml:space="preserve">going straight). Every other cell = the cell</w:t>
+      </w:r>
+      <w:r>
+        <w:t xml:space="preserve"> </w:t>
+      </w:r>
+      <w:r>
+        <w:rPr>
+          <w:b/>
+          <w:bCs/>
+        </w:rPr>
+        <w:t xml:space="preserve">above</w:t>
+      </w:r>
+      <w:r>
+        <w:t xml:space="preserve"> </w:t>
+      </w:r>
+      <w:r>
+        <w:t xml:space="preserve">+ the cell to its</w:t>
+      </w:r>
+      <w:r>
+        <w:t xml:space="preserve"> </w:t>
+      </w:r>
+      <w:r>
+        <w:rPr>
+          <w:b/>
+          <w:bCs/>
+        </w:rPr>
+        <w:t xml:space="preserve">left</w:t>
+      </w:r>
+      <w:r>
+        <w:t xml:space="preserve">:</w:t>
+      </w:r>
+    </w:p>
+    <w:p>
+      <w:pPr>
+        <w:pStyle w:val="SourceCode"/>
+      </w:pPr>
+      <w:r>
+        <w:rPr>
+          <w:rStyle w:val="VerbatimChar"/>
+        </w:rPr>
+        <w:t xml:space="preserve">        col0 col1 col2</w:t>
+      </w:r>
+      <w:r>
+        <w:br/>
+      </w:r>
+      <w:r>
+        <w:rPr>
+          <w:rStyle w:val="VerbatimChar"/>
+        </w:rPr>
+        <w:t xml:space="preserve"> row0     1    1    1</w:t>
+      </w:r>
+      <w:r>
+        <w:br/>
+      </w:r>
+      <w:r>
+        <w:rPr>
+          <w:rStyle w:val="VerbatimChar"/>
+        </w:rPr>
+        <w:t xml:space="preserve"> row1     1    2    3        e.g. dp[1][1] = dp[0][1]+dp[1][0] = 1+1 = 2</w:t>
+      </w:r>
+      <w:r>
+        <w:br/>
+      </w:r>
+      <w:r>
+        <w:rPr>
+          <w:rStyle w:val="VerbatimChar"/>
+        </w:rPr>
+        <w:t xml:space="preserve"> row2     1    3    6        dp[2][2] = dp[1][2]+dp[2][1] = 3+3 = 6  &lt;- answer</w:t>
+      </w:r>
+    </w:p>
+    <w:p>
+      <w:pPr>
+        <w:pStyle w:val="FirstParagraph"/>
+      </w:pPr>
+      <w:r>
+        <w:t xml:space="preserve">Check against the closed form:</w:t>
+      </w:r>
+      <w:r>
+        <w:t xml:space="preserve"> </w:t>
+      </w:r>
+      <w:r>
+        <w:rPr>
+          <w:rStyle w:val="VerbatimChar"/>
+        </w:rPr>
+        <w:t xml:space="preserve">C(m+n−2, n−1) = C(4,2) = 6</w:t>
+      </w:r>
+      <w:r>
+        <w:t xml:space="preserve">. ✓ For the 3×7 grid in</w:t>
+      </w:r>
+      <w:r>
+        <w:t xml:space="preserve"> </w:t>
+      </w:r>
+      <w:r>
+        <w:t xml:space="preserve">the PNG the same rule gives</w:t>
+      </w:r>
+      <w:r>
+        <w:t xml:space="preserve"> </w:t>
+      </w:r>
+      <w:r>
+        <w:rPr>
+          <w:b/>
+          <w:bCs/>
+        </w:rPr>
+        <w:t xml:space="preserve">28</w:t>
+      </w:r>
+      <w:r>
+        <w:t xml:space="preserve"> </w:t>
+      </w:r>
+      <w:r>
+        <w:t xml:space="preserve">at the bottom-right.</w:t>
+      </w:r>
+    </w:p>
+    <w:p>
+      <w:pPr>
+        <w:pStyle w:val="BodyText"/>
+      </w:pPr>
+      <w:r>
+        <w:rPr>
+          <w:b/>
+          <w:bCs/>
+        </w:rPr>
+        <w:t xml:space="preserve">Space optimisation (rolling row) — worked.</w:t>
+      </w:r>
+      <w:r>
+        <w:t xml:space="preserve"> </w:t>
+      </w:r>
+      <w:r>
+        <w:t xml:space="preserve">Each cell only needs the row above</w:t>
+      </w:r>
+      <w:r>
+        <w:t xml:space="preserve"> </w:t>
+      </w:r>
+      <w:r>
+        <w:t xml:space="preserve">and the cell just written, so keep</w:t>
+      </w:r>
+      <w:r>
+        <w:t xml:space="preserve"> </w:t>
+      </w:r>
+      <w:r>
+        <w:rPr>
+          <w:b/>
+          <w:bCs/>
+        </w:rPr>
+        <w:t xml:space="preserve">one 1D row</w:t>
+      </w:r>
+      <w:r>
+        <w:t xml:space="preserve"> </w:t>
+      </w:r>
+      <w:r>
+        <w:t xml:space="preserve">and update it left-to-right:</w:t>
+      </w:r>
+    </w:p>
+    <w:p>
+      <w:pPr>
+        <w:pStyle w:val="SourceCode"/>
+      </w:pPr>
+      <w:r>
+        <w:rPr>
+          <w:rStyle w:val="VerbatimChar"/>
+        </w:rPr>
+        <w:t xml:space="preserve"> start row:   [1, 1, 1]          (top row)</w:t>
+      </w:r>
+      <w:r>
+        <w:br/>
+      </w:r>
+      <w:r>
+        <w:rPr>
+          <w:rStyle w:val="VerbatimChar"/>
+        </w:rPr>
+        <w:t xml:space="preserve"> process r1:  cur[j] += cur[j-1]  -&gt;  [1, 2, 3]   (cur[j-1] is the "left")</w:t>
+      </w:r>
+      <w:r>
+        <w:br/>
+      </w:r>
+      <w:r>
+        <w:rPr>
+          <w:rStyle w:val="VerbatimChar"/>
+        </w:rPr>
+        <w:t xml:space="preserve"> process r2:  cur[j] += cur[j-1]  -&gt;  [1, 3, 6]   answer = last cell = 6</w:t>
+      </w:r>
+    </w:p>
+    <w:p>
+      <w:pPr>
+        <w:pStyle w:val="FirstParagraph"/>
+      </w:pPr>
+      <w:r>
+        <w:t xml:space="preserve">Here</w:t>
+      </w:r>
+      <w:r>
+        <w:t xml:space="preserve"> </w:t>
+      </w:r>
+      <w:r>
+        <w:rPr>
+          <w:rStyle w:val="VerbatimChar"/>
+        </w:rPr>
+        <w:t xml:space="preserve">cur[j]</w:t>
+      </w:r>
+      <w:r>
+        <w:t xml:space="preserve"> </w:t>
+      </w:r>
+      <w:r>
+        <w:rPr>
+          <w:i/>
+          <w:iCs/>
+        </w:rPr>
+        <w:t xml:space="preserve">before</w:t>
+      </w:r>
+      <w:r>
+        <w:t xml:space="preserve"> </w:t>
+      </w:r>
+      <w:r>
+        <w:t xml:space="preserve">the update is the value</w:t>
+      </w:r>
+      <w:r>
+        <w:t xml:space="preserve"> </w:t>
+      </w:r>
+      <w:r>
+        <w:t xml:space="preserve">“from above”</w:t>
+      </w:r>
+      <w:r>
+        <w:t xml:space="preserve">;</w:t>
+      </w:r>
+      <w:r>
+        <w:t xml:space="preserve"> </w:t>
+      </w:r>
+      <w:r>
+        <w:rPr>
+          <w:rStyle w:val="VerbatimChar"/>
+        </w:rPr>
+        <w:t xml:space="preserve">cur[j-1]</w:t>
+      </w:r>
+      <w:r>
+        <w:t xml:space="preserve"> </w:t>
+      </w:r>
+      <w:r>
+        <w:t xml:space="preserve">(already</w:t>
+      </w:r>
+      <w:r>
+        <w:t xml:space="preserve"> </w:t>
+      </w:r>
+      <w:r>
+        <w:t xml:space="preserve">updated this pass) is the value</w:t>
+      </w:r>
+      <w:r>
+        <w:t xml:space="preserve"> </w:t>
+      </w:r>
+      <w:r>
+        <w:t xml:space="preserve">“from the left”</w:t>
+      </w:r>
+      <w:r>
+        <w:t xml:space="preserve">. This cuts</w:t>
+      </w:r>
+      <w:r>
+        <w:t xml:space="preserve"> </w:t>
+      </w:r>
+      <w:r>
+        <w:rPr>
+          <w:b/>
+          <w:bCs/>
+        </w:rPr>
+        <w:t xml:space="preserve">O(m·n) → O(n)</w:t>
+      </w:r>
+      <w:r>
+        <w:t xml:space="preserve"> </w:t>
+      </w:r>
+      <w:r>
+        <w:t xml:space="preserve">space.</w:t>
+      </w:r>
+    </w:p>
+    <w:bookmarkEnd w:id="39"/>
+    <w:bookmarkStart w:id="43" w:name="edit-distance-levenshtein-the-2d-classic"/>
     <w:p>
       <w:pPr>
         <w:pStyle w:val="Heading3"/>
@@ -2529,18 +3658,18 @@
           <wp:inline>
             <wp:extent cx="5334000" cy="2959434"/>
             <wp:effectExtent b="0" l="0" r="0" t="0"/>
-            <wp:docPr descr="Edit Distance DP table for ‘horse’ → ‘ros’ = 3; equal chars copy the diagonal, else 1 + min(insert, delete, replace)." title="" id="40" name="Picture"/>
+            <wp:docPr descr="Edit Distance DP table for ‘horse’ → ‘ros’ = 3; equal chars copy the diagonal, else 1 + min(insert, delete, replace)." title="" id="41" name="Picture"/>
             <a:graphic>
               <a:graphicData uri="http://schemas.openxmlformats.org/drawingml/2006/picture">
                 <pic:pic>
                   <pic:nvPicPr>
-                    <pic:cNvPr descr="images/107_edit_distance.png" id="41" name="Picture"/>
+                    <pic:cNvPr descr="images/107_edit_distance.png" id="42" name="Picture"/>
                     <pic:cNvPicPr>
                       <a:picLocks noChangeArrowheads="1" noChangeAspect="1"/>
                     </pic:cNvPicPr>
                   </pic:nvPicPr>
                   <pic:blipFill>
-                    <a:blip r:embed="rId39"/>
+                    <a:blip r:embed="rId40"/>
                     <a:stretch>
                       <a:fillRect/>
                     </a:stretch>
@@ -2766,8 +3895,276 @@
         <w:t xml:space="preserve">3.)</w:t>
       </w:r>
     </w:p>
-    <w:bookmarkEnd w:id="42"/>
-    <w:bookmarkStart w:id="43" w:name="Xcb029c92c429776b127556ef3e86a14dd29f65a"/>
+    <w:p>
+      <w:pPr>
+        <w:pStyle w:val="BodyText"/>
+      </w:pPr>
+      <w:r>
+        <w:rPr>
+          <w:b/>
+          <w:bCs/>
+        </w:rPr>
+        <w:t xml:space="preserve">Worked table —</w:t>
+      </w:r>
+      <w:r>
+        <w:rPr>
+          <w:b/>
+          <w:bCs/>
+        </w:rPr>
+        <w:t xml:space="preserve"> </w:t>
+      </w:r>
+      <w:r>
+        <w:rPr>
+          <w:rStyle w:val="VerbatimChar"/>
+          <w:b/>
+          <w:bCs/>
+        </w:rPr>
+        <w:t xml:space="preserve">"horse"</w:t>
+      </w:r>
+      <w:r>
+        <w:rPr>
+          <w:b/>
+          <w:bCs/>
+        </w:rPr>
+        <w:t xml:space="preserve"> </w:t>
+      </w:r>
+      <w:r>
+        <w:rPr>
+          <w:b/>
+          <w:bCs/>
+        </w:rPr>
+        <w:t xml:space="preserve">(rows) →</w:t>
+      </w:r>
+      <w:r>
+        <w:rPr>
+          <w:b/>
+          <w:bCs/>
+        </w:rPr>
+        <w:t xml:space="preserve"> </w:t>
+      </w:r>
+      <w:r>
+        <w:rPr>
+          <w:rStyle w:val="VerbatimChar"/>
+          <w:b/>
+          <w:bCs/>
+        </w:rPr>
+        <w:t xml:space="preserve">"ros"</w:t>
+      </w:r>
+      <w:r>
+        <w:rPr>
+          <w:b/>
+          <w:bCs/>
+        </w:rPr>
+        <w:t xml:space="preserve"> </w:t>
+      </w:r>
+      <w:r>
+        <w:rPr>
+          <w:b/>
+          <w:bCs/>
+        </w:rPr>
+        <w:t xml:space="preserve">(cols).</w:t>
+      </w:r>
+      <w:r>
+        <w:t xml:space="preserve"> </w:t>
+      </w:r>
+      <w:r>
+        <w:t xml:space="preserve">First row/col are</w:t>
+      </w:r>
+      <w:r>
+        <w:t xml:space="preserve"> </w:t>
+      </w:r>
+      <w:r>
+        <w:rPr>
+          <w:rStyle w:val="VerbatimChar"/>
+        </w:rPr>
+        <w:t xml:space="preserve">0..len</w:t>
+      </w:r>
+      <w:r>
+        <w:t xml:space="preserve"> </w:t>
+      </w:r>
+      <w:r>
+        <w:t xml:space="preserve">(turn into/from the empty string). Matches copy the diagonal; mismatches take</w:t>
+      </w:r>
+      <w:r>
+        <w:t xml:space="preserve"> </w:t>
+      </w:r>
+      <w:r>
+        <w:rPr>
+          <w:rStyle w:val="VerbatimChar"/>
+        </w:rPr>
+        <w:t xml:space="preserve">1 + min(left, up, diagonal)</w:t>
+      </w:r>
+      <w:r>
+        <w:t xml:space="preserve">:</w:t>
+      </w:r>
+    </w:p>
+    <w:p>
+      <w:pPr>
+        <w:pStyle w:val="SourceCode"/>
+      </w:pPr>
+      <w:r>
+        <w:rPr>
+          <w:rStyle w:val="VerbatimChar"/>
+        </w:rPr>
+        <w:t xml:space="preserve">        ""   r   o   s</w:t>
+      </w:r>
+      <w:r>
+        <w:br/>
+      </w:r>
+      <w:r>
+        <w:rPr>
+          <w:rStyle w:val="VerbatimChar"/>
+        </w:rPr>
+        <w:t xml:space="preserve">   ""    0   1   2   3</w:t>
+      </w:r>
+      <w:r>
+        <w:br/>
+      </w:r>
+      <w:r>
+        <w:rPr>
+          <w:rStyle w:val="VerbatimChar"/>
+        </w:rPr>
+        <w:t xml:space="preserve">   h     1   1   2   3</w:t>
+      </w:r>
+      <w:r>
+        <w:br/>
+      </w:r>
+      <w:r>
+        <w:rPr>
+          <w:rStyle w:val="VerbatimChar"/>
+        </w:rPr>
+        <w:t xml:space="preserve">   o     2   2   1   2</w:t>
+      </w:r>
+      <w:r>
+        <w:br/>
+      </w:r>
+      <w:r>
+        <w:rPr>
+          <w:rStyle w:val="VerbatimChar"/>
+        </w:rPr>
+        <w:t xml:space="preserve">   r     3   2   2   2</w:t>
+      </w:r>
+      <w:r>
+        <w:br/>
+      </w:r>
+      <w:r>
+        <w:rPr>
+          <w:rStyle w:val="VerbatimChar"/>
+        </w:rPr>
+        <w:t xml:space="preserve">   s     4   3   3   2</w:t>
+      </w:r>
+      <w:r>
+        <w:br/>
+      </w:r>
+      <w:r>
+        <w:rPr>
+          <w:rStyle w:val="VerbatimChar"/>
+        </w:rPr>
+        <w:t xml:space="preserve">   e     5   4   4   3      &lt;- answer = dp[5][3] = 3</w:t>
+      </w:r>
+    </w:p>
+    <w:p>
+      <w:pPr>
+        <w:pStyle w:val="FirstParagraph"/>
+      </w:pPr>
+      <w:r>
+        <w:t xml:space="preserve">The only diagonal</w:t>
+      </w:r>
+      <w:r>
+        <w:t xml:space="preserve"> </w:t>
+      </w:r>
+      <w:r>
+        <w:rPr>
+          <w:i/>
+          <w:iCs/>
+        </w:rPr>
+        <w:t xml:space="preserve">matches</w:t>
+      </w:r>
+      <w:r>
+        <w:t xml:space="preserve"> </w:t>
+      </w:r>
+      <w:r>
+        <w:t xml:space="preserve">are</w:t>
+      </w:r>
+      <w:r>
+        <w:t xml:space="preserve"> </w:t>
+      </w:r>
+      <w:r>
+        <w:rPr>
+          <w:rStyle w:val="VerbatimChar"/>
+        </w:rPr>
+        <w:t xml:space="preserve">o=o</w:t>
+      </w:r>
+      <w:r>
+        <w:t xml:space="preserve"> </w:t>
+      </w:r>
+      <w:r>
+        <w:t xml:space="preserve">(giving the</w:t>
+      </w:r>
+      <w:r>
+        <w:t xml:space="preserve"> </w:t>
+      </w:r>
+      <w:r>
+        <w:rPr>
+          <w:rStyle w:val="VerbatimChar"/>
+        </w:rPr>
+        <w:t xml:space="preserve">1</w:t>
+      </w:r>
+      <w:r>
+        <w:t xml:space="preserve"> </w:t>
+      </w:r>
+      <w:r>
+        <w:t xml:space="preserve">at row o / col o) and</w:t>
+      </w:r>
+      <w:r>
+        <w:t xml:space="preserve"> </w:t>
+      </w:r>
+      <w:r>
+        <w:rPr>
+          <w:rStyle w:val="VerbatimChar"/>
+        </w:rPr>
+        <w:t xml:space="preserve">s=s</w:t>
+      </w:r>
+      <w:r>
+        <w:t xml:space="preserve"> </w:t>
+      </w:r>
+      <w:r>
+        <w:t xml:space="preserve">and the final</w:t>
+      </w:r>
+      <w:r>
+        <w:t xml:space="preserve"> </w:t>
+      </w:r>
+      <w:r>
+        <w:rPr>
+          <w:rStyle w:val="VerbatimChar"/>
+        </w:rPr>
+        <w:t xml:space="preserve">s</w:t>
+      </w:r>
+      <w:r>
+        <w:t xml:space="preserve">. Everything else pays 1 for insert/delete/replace. Bottom-right</w:t>
+      </w:r>
+      <w:r>
+        <w:t xml:space="preserve"> </w:t>
+      </w:r>
+      <w:r>
+        <w:t xml:space="preserve">=</w:t>
+      </w:r>
+      <w:r>
+        <w:t xml:space="preserve"> </w:t>
+      </w:r>
+      <w:r>
+        <w:rPr>
+          <w:b/>
+          <w:bCs/>
+        </w:rPr>
+        <w:t xml:space="preserve">3</w:t>
+      </w:r>
+      <w:r>
+        <w:t xml:space="preserve">. Backtracking the arrows recovers the exact edit script above.</w:t>
+      </w:r>
+    </w:p>
+    <w:bookmarkEnd w:id="43"/>
+    <w:bookmarkStart w:id="44" w:name="Xcb029c92c429776b127556ef3e86a14dd29f65a"/>
     <w:p>
       <w:pPr>
         <w:pStyle w:val="Heading3"/>
@@ -3067,8 +4464,8 @@
         <w:t xml:space="preserve">. (More interval DP in M14c.)</w:t>
       </w:r>
     </w:p>
-    <w:bookmarkEnd w:id="43"/>
-    <w:bookmarkStart w:id="44" w:name="X2f564fadb0a1ff826ac9bddeb6b0eb8d783868b"/>
+    <w:bookmarkEnd w:id="44"/>
+    <w:bookmarkStart w:id="45" w:name="X2f564fadb0a1ff826ac9bddeb6b0eb8d783868b"/>
     <w:p>
       <w:pPr>
         <w:pStyle w:val="Heading3"/>
@@ -3246,8 +4643,8 @@
         <w:t xml:space="preserve">strings (full LCS in M14b).</w:t>
       </w:r>
     </w:p>
-    <w:bookmarkEnd w:id="44"/>
-    <w:bookmarkStart w:id="45" w:name="Xd9e0d82781c30a14563627f87ea9fa22c6d4a93"/>
+    <w:bookmarkEnd w:id="45"/>
+    <w:bookmarkStart w:id="46" w:name="Xd9e0d82781c30a14563627f87ea9fa22c6d4a93"/>
     <w:p>
       <w:pPr>
         <w:pStyle w:val="Heading3"/>
@@ -3336,8 +4733,8 @@
         <w:t xml:space="preserve">interview ask.</w:t>
       </w:r>
     </w:p>
-    <w:bookmarkEnd w:id="45"/>
-    <w:bookmarkStart w:id="46" w:name="mcqs-2"/>
+    <w:bookmarkEnd w:id="46"/>
+    <w:bookmarkStart w:id="47" w:name="mcqs-2"/>
     <w:p>
       <w:pPr>
         <w:pStyle w:val="Heading3"/>
@@ -3444,8 +4841,85 @@
         <w:t xml:space="preserve">→ O(min(m,n)).</w:t>
       </w:r>
     </w:p>
-    <w:bookmarkEnd w:id="46"/>
-    <w:bookmarkStart w:id="47" w:name="problems-1"/>
+    <w:p>
+      <w:pPr>
+        <w:pStyle w:val="Compact"/>
+        <w:numPr>
+          <w:ilvl w:val="0"/>
+          <w:numId w:val="1008"/>
+        </w:numPr>
+      </w:pPr>
+      <w:r>
+        <w:t xml:space="preserve">Unique Paths on a 3×3 grid? →</w:t>
+      </w:r>
+      <w:r>
+        <w:t xml:space="preserve"> </w:t>
+      </w:r>
+      <w:r>
+        <w:rPr>
+          <w:b/>
+          <w:bCs/>
+        </w:rPr>
+        <w:t xml:space="preserve">6</w:t>
+      </w:r>
+      <w:r>
+        <w:t xml:space="preserve"> </w:t>
+      </w:r>
+      <w:r>
+        <w:t xml:space="preserve">(</w:t>
+      </w:r>
+      <w:r>
+        <w:rPr>
+          <w:rStyle w:val="VerbatimChar"/>
+        </w:rPr>
+        <w:t xml:space="preserve">= C(4,2)</w:t>
+      </w:r>
+      <w:r>
+        <w:t xml:space="preserve">).</w:t>
+      </w:r>
+    </w:p>
+    <w:p>
+      <w:pPr>
+        <w:pStyle w:val="Compact"/>
+        <w:numPr>
+          <w:ilvl w:val="0"/>
+          <w:numId w:val="1008"/>
+        </w:numPr>
+      </w:pPr>
+      <w:r>
+        <w:t xml:space="preserve">Edit distance</w:t>
+      </w:r>
+      <w:r>
+        <w:t xml:space="preserve"> </w:t>
+      </w:r>
+      <w:r>
+        <w:rPr>
+          <w:rStyle w:val="VerbatimChar"/>
+        </w:rPr>
+        <w:t xml:space="preserve">"horse"→"ros"</w:t>
+      </w:r>
+      <w:r>
+        <w:t xml:space="preserve">? →</w:t>
+      </w:r>
+      <w:r>
+        <w:t xml:space="preserve"> </w:t>
+      </w:r>
+      <w:r>
+        <w:rPr>
+          <w:b/>
+          <w:bCs/>
+        </w:rPr>
+        <w:t xml:space="preserve">3</w:t>
+      </w:r>
+      <w:r>
+        <w:t xml:space="preserve"> </w:t>
+      </w:r>
+      <w:r>
+        <w:t xml:space="preserve">(replace h→r, delete r, delete e).</w:t>
+      </w:r>
+    </w:p>
+    <w:bookmarkEnd w:id="47"/>
+    <w:bookmarkStart w:id="48" w:name="problems-1"/>
     <w:p>
       <w:pPr>
         <w:pStyle w:val="Heading3"/>
@@ -3485,9 +4959,9 @@
         </w:pict>
       </w:r>
     </w:p>
-    <w:bookmarkEnd w:id="47"/>
     <w:bookmarkEnd w:id="48"/>
-    <w:bookmarkStart w:id="49" w:name="module-14a-concept-review-one-page"/>
+    <w:bookmarkEnd w:id="49"/>
+    <w:bookmarkStart w:id="50" w:name="module-14a-concept-review-one-page"/>
     <w:p>
       <w:pPr>
         <w:pStyle w:val="Heading2"/>
@@ -3772,8 +5246,8 @@
         <w:t xml:space="preserve">O(min(m,n)).</w:t>
       </w:r>
     </w:p>
-    <w:bookmarkEnd w:id="49"/>
-    <w:bookmarkStart w:id="50" w:name="module-14a-flash-cards"/>
+    <w:bookmarkEnd w:id="50"/>
+    <w:bookmarkStart w:id="51" w:name="module-14a-flash-cards"/>
     <w:p>
       <w:pPr>
         <w:pStyle w:val="Heading2"/>
@@ -3936,8 +5410,8 @@
         <w:t xml:space="preserve">A: keep last row → O(min(m,n)).</w:t>
       </w:r>
     </w:p>
-    <w:bookmarkEnd w:id="50"/>
-    <w:bookmarkStart w:id="51" w:name="module-14a-pattern-recognition"/>
+    <w:bookmarkEnd w:id="51"/>
+    <w:bookmarkStart w:id="52" w:name="module-14a-pattern-recognition"/>
     <w:p>
       <w:pPr>
         <w:pStyle w:val="Heading2"/>
@@ -4119,8 +5593,8 @@
         <w:t xml:space="preserve">(it tries all choices).</w:t>
       </w:r>
     </w:p>
-    <w:bookmarkEnd w:id="51"/>
-    <w:bookmarkStart w:id="52" w:name="Xd5853391a13d8d038330bf797cc096cbf76097e"/>
+    <w:bookmarkEnd w:id="52"/>
+    <w:bookmarkStart w:id="53" w:name="Xd5853391a13d8d038330bf797cc096cbf76097e"/>
     <w:p>
       <w:pPr>
         <w:pStyle w:val="Heading2"/>
@@ -4279,8 +5753,8 @@
         <w:t xml:space="preserve">(common Google ask.)</w:t>
       </w:r>
     </w:p>
-    <w:bookmarkEnd w:id="52"/>
-    <w:bookmarkStart w:id="53" w:name="X1db9676f16cbc57d6f490ffcfee3f3ae122db96"/>
+    <w:bookmarkEnd w:id="53"/>
+    <w:bookmarkStart w:id="54" w:name="X1db9676f16cbc57d6f490ffcfee3f3ae122db96"/>
     <w:p>
       <w:pPr>
         <w:pStyle w:val="Heading2"/>
@@ -4378,8 +5852,8 @@
         <w:t xml:space="preserve">with visuals.</w:t>
       </w:r>
     </w:p>
-    <w:bookmarkEnd w:id="53"/>
     <w:bookmarkEnd w:id="54"/>
+    <w:bookmarkEnd w:id="55"/>
     <w:sectPr>
       <w:footnotePr>
         <w:numRestart w:val="eachSect"/>

--- a/SITP/DSA-Notes/M14a_DP_Foundations_1D_2D.docx
+++ b/SITP/DSA-Notes/M14a_DP_Foundations_1D_2D.docx
@@ -6898,24 +6898,34 @@
   <w:style w:default="1" w:styleId="Table" w:type="table">
     <w:name w:val="Table"/>
     <w:basedOn w:val="TableNormal"/>
-    <w:semiHidden/>
-    <w:unhideWhenUsed/>
     <w:qFormat/>
     <w:tblPr>
       <w:tblInd w:type="dxa" w:w="0"/>
+      <w:tblBorders>
+        <w:top w:color="808080" w:space="0" w:sz="4" w:val="single"/>
+        <w:left w:color="808080" w:space="0" w:sz="4" w:val="single"/>
+        <w:bottom w:color="808080" w:space="0" w:sz="4" w:val="single"/>
+        <w:right w:color="808080" w:space="0" w:sz="4" w:val="single"/>
+        <w:insideH w:color="BFBFBF" w:space="0" w:sz="4" w:val="single"/>
+        <w:insideV w:color="BFBFBF" w:space="0" w:sz="4" w:val="single"/>
+      </w:tblBorders>
       <w:tblCellMar>
-        <w:top w:type="dxa" w:w="0"/>
+        <w:top w:type="dxa" w:w="40"/>
         <w:left w:type="dxa" w:w="108"/>
-        <w:bottom w:type="dxa" w:w="0"/>
+        <w:bottom w:type="dxa" w:w="40"/>
         <w:right w:type="dxa" w:w="108"/>
       </w:tblCellMar>
     </w:tblPr>
     <w:tblStylePr w:type="firstRow">
+      <w:rPr>
+        <w:b/>
+      </w:rPr>
       <w:tcPr>
+        <w:shd w:color="auto" w:fill="DDEBF7" w:val="clear"/>
         <w:tcBorders>
-          <w:bottom w:val="single"/>
+          <w:bottom w:color="1F4E78" w:space="0" w:sz="8" w:val="single"/>
         </w:tcBorders>
-        <w:vAlign w:val="bottom"/>
+        <w:vAlign w:val="center"/>
       </w:tcPr>
     </w:tblStylePr>
   </w:style>
